--- a/pr-preview/pr-28/chapters/quarto.docx
+++ b/pr-preview/pr-28/chapters/quarto.docx
@@ -15,7 +15,7 @@
         <w:pStyle w:val="Date"/>
       </w:pPr>
       <w:r>
-        <w:t xml:space="preserve">Last modified: 2026-10-14 01:44:13 (PDT)</w:t>
+        <w:t xml:space="preserve">Last modified: 2026-10-14 01:53:35 (PDT)</w:t>
       </w:r>
     </w:p>
     <w:p>

--- a/pr-preview/pr-28/chapters/quarto.docx
+++ b/pr-preview/pr-28/chapters/quarto.docx
@@ -15,7 +15,7 @@
         <w:pStyle w:val="Date"/>
       </w:pPr>
       <w:r>
-        <w:t xml:space="preserve">Last modified: 2026-10-14 01:53:35 (PDT)</w:t>
+        <w:t xml:space="preserve">Last modified: 2026-10-14 04:01:08 (PDT)</w:t>
       </w:r>
     </w:p>
     <w:p>
@@ -7682,7 +7682,7 @@
         <w:t xml:space="preserve"> </w:t>
       </w:r>
       <w:r>
-        <w:t xml:space="preserve">the UCD-SERG team removed mermaid diagrams from package vignettes specifically because they were incompatible with DOCX output.</w:t>
+        <w:t xml:space="preserve">the maintainers removed mermaid diagrams from package vignettes specifically because they were incompatible with DOCX output.</w:t>
       </w:r>
       <w:r>
         <w:t xml:space="preserve"> </w:t>

--- a/pr-preview/pr-28/chapters/quarto.docx
+++ b/pr-preview/pr-28/chapters/quarto.docx
@@ -15,7 +15,7 @@
         <w:pStyle w:val="Date"/>
       </w:pPr>
       <w:r>
-        <w:t xml:space="preserve">Last modified: 2026-10-14 04:01:08 (PDT)</w:t>
+        <w:t xml:space="preserve">Last modified: 2026-10-14 04:10:23 (PDT)</w:t>
       </w:r>
     </w:p>
     <w:p>
